--- a/print-ready/Knowledge-Check-1-Student.docx
+++ b/print-ready/Knowledge-Check-1-Student.docx
@@ -247,6 +247,7 @@
           </w:tcPr>
           <w:p>
             <w:pPr>
+              <w:keepNext/>
               <w:spacing w:after="0"/>
               <w:jc w:val="right"/>
             </w:pPr>
@@ -274,6 +275,7 @@
           </w:tcPr>
           <w:p>
             <w:pPr>
+              <w:keepNext/>
               <w:spacing w:after="0"/>
             </w:pPr>
             <w:r>
@@ -304,6 +306,7 @@
           </w:tcPr>
           <w:p>
             <w:pPr>
+              <w:keepNext/>
               <w:spacing w:after="0"/>
               <w:jc w:val="right"/>
             </w:pPr>
@@ -331,6 +334,7 @@
           </w:tcPr>
           <w:p>
             <w:pPr>
+              <w:keepNext/>
               <w:spacing w:after="0"/>
             </w:pPr>
             <w:r>
@@ -361,6 +365,7 @@
           </w:tcPr>
           <w:p>
             <w:pPr>
+              <w:keepNext w:val="0"/>
               <w:spacing w:after="0"/>
               <w:jc w:val="right"/>
             </w:pPr>
@@ -388,6 +393,7 @@
           </w:tcPr>
           <w:p>
             <w:pPr>
+              <w:keepNext w:val="0"/>
               <w:spacing w:after="0"/>
             </w:pPr>
             <w:r>
@@ -427,7 +433,7 @@
           <w:color w:val="1F1F1F"/>
           <w:sz w:val="21"/>
         </w:rPr>
-        <w:t>Summarizing data (e.g., visualization) is always an end in itself.</w:t>
+        <w:t>In the West, 120 of 600 customers belong to a campaign’s target audience. In the South, 80 of 200 customers belong to that audience. Which statement is correct?</w:t>
       </w:r>
     </w:p>
     <w:tbl>
@@ -467,6 +473,7 @@
           </w:tcPr>
           <w:p>
             <w:pPr>
+              <w:keepNext/>
               <w:spacing w:after="0"/>
               <w:jc w:val="right"/>
             </w:pPr>
@@ -494,6 +501,7 @@
           </w:tcPr>
           <w:p>
             <w:pPr>
+              <w:keepNext/>
               <w:spacing w:after="0"/>
             </w:pPr>
             <w:r>
@@ -502,7 +510,7 @@
                 <w:color w:val="1F1F1F"/>
                 <w:sz w:val="21"/>
               </w:rPr>
-              <w:t>True</w:t>
+              <w:t>The West has the larger target audience; the South has the higher target-audience percentage.</w:t>
             </w:r>
           </w:p>
         </w:tc>
@@ -524,6 +532,7 @@
           </w:tcPr>
           <w:p>
             <w:pPr>
+              <w:keepNext/>
               <w:spacing w:after="0"/>
               <w:jc w:val="right"/>
             </w:pPr>
@@ -551,6 +560,7 @@
           </w:tcPr>
           <w:p>
             <w:pPr>
+              <w:keepNext/>
               <w:spacing w:after="0"/>
             </w:pPr>
             <w:r>
@@ -559,7 +569,66 @@
                 <w:color w:val="1F1F1F"/>
                 <w:sz w:val="21"/>
               </w:rPr>
-              <w:t>False</w:t>
+              <w:t>The South has the larger target audience; the West has the higher target-audience percentage.</w:t>
+            </w:r>
+          </w:p>
+        </w:tc>
+      </w:tr>
+      <w:tr>
+        <w:trPr>
+          <w:cantSplit/>
+        </w:trPr>
+        <w:tc>
+          <w:tcPr>
+            <w:tcW w:type="dxa" w:w="540"/>
+            <w:vAlign w:val="center"/>
+            <w:tcMar>
+              <w:top w:w="80" w:type="dxa"/>
+              <w:start w:w="120" w:type="dxa"/>
+              <w:bottom w:w="80" w:type="dxa"/>
+              <w:end w:w="120" w:type="dxa"/>
+            </w:tcMar>
+          </w:tcPr>
+          <w:p>
+            <w:pPr>
+              <w:keepNext w:val="0"/>
+              <w:spacing w:after="0"/>
+              <w:jc w:val="right"/>
+            </w:pPr>
+            <w:r>
+              <w:rPr>
+                <w:rFonts w:ascii="Calibri" w:hAnsi="Calibri"/>
+                <w:b/>
+                <w:color w:val="1F1F1F"/>
+                <w:sz w:val="21"/>
+              </w:rPr>
+              <w:t>C.</w:t>
+            </w:r>
+          </w:p>
+        </w:tc>
+        <w:tc>
+          <w:tcPr>
+            <w:tcW w:type="dxa" w:w="8820"/>
+            <w:vAlign w:val="center"/>
+            <w:tcMar>
+              <w:top w:w="80" w:type="dxa"/>
+              <w:start w:w="120" w:type="dxa"/>
+              <w:bottom w:w="80" w:type="dxa"/>
+              <w:end w:w="120" w:type="dxa"/>
+            </w:tcMar>
+          </w:tcPr>
+          <w:p>
+            <w:pPr>
+              <w:keepNext w:val="0"/>
+              <w:spacing w:after="0"/>
+            </w:pPr>
+            <w:r>
+              <w:rPr>
+                <w:rFonts w:ascii="Calibri" w:hAnsi="Calibri"/>
+                <w:color w:val="1F1F1F"/>
+                <w:sz w:val="21"/>
+              </w:rPr>
+              <w:t>The West has both the larger target audience and the higher target-audience percentage.</w:t>
             </w:r>
           </w:p>
         </w:tc>
@@ -590,9 +659,62 @@
           <w:color w:val="1F1F1F"/>
           <w:sz w:val="21"/>
         </w:rPr>
-        <w:t>When wrangling data, sketch out the data frame you’d like to end up with and then figure out how to get there.</w:t>
+        <w:t>`customer_data` contains 400 customers across four regions, with no missing income values. What does this code return?</w:t>
       </w:r>
     </w:p>
+    <w:tbl>
+      <w:tblPr>
+        <w:tblW w:type="dxa" w:w="9360"/>
+        <w:jc w:val="left"/>
+        <w:tblLayout w:type="fixed"/>
+        <w:tblLook w:firstColumn="1" w:firstRow="1" w:lastColumn="0" w:lastRow="0" w:noHBand="0" w:noVBand="1" w:val="04A0"/>
+        <w:tblInd w:w="120" w:type="dxa"/>
+        <w:tblBorders>
+          <w:top w:val="single" w:sz="4" w:color="D9D9D9"/>
+          <w:left w:val="single" w:sz="4" w:color="D9D9D9"/>
+          <w:bottom w:val="single" w:sz="4" w:color="D9D9D9"/>
+          <w:right w:val="single" w:sz="4" w:color="D9D9D9"/>
+          <w:insideH w:val="single" w:sz="4" w:color="D9D9D9"/>
+          <w:insideV w:val="single" w:sz="4" w:color="D9D9D9"/>
+        </w:tblBorders>
+      </w:tblPr>
+      <w:tblGrid>
+        <w:gridCol w:w="9360"/>
+      </w:tblGrid>
+      <w:tr>
+        <w:tc>
+          <w:tcPr>
+            <w:tcW w:type="dxa" w:w="9360"/>
+            <w:vAlign w:val="center"/>
+            <w:tcMar>
+              <w:top w:w="80" w:type="dxa"/>
+              <w:start w:w="120" w:type="dxa"/>
+              <w:bottom w:w="80" w:type="dxa"/>
+              <w:end w:w="120" w:type="dxa"/>
+            </w:tcMar>
+            <w:shd w:fill="F7F7F7"/>
+          </w:tcPr>
+          <w:p>
+            <w:pPr>
+              <w:keepNext/>
+              <w:spacing w:after="0"/>
+            </w:pPr>
+            <w:r>
+              <w:rPr>
+                <w:rFonts w:ascii="Consolas" w:hAnsi="Consolas"/>
+                <w:color w:val="1F1F1F"/>
+                <w:sz w:val="17"/>
+              </w:rPr>
+              <w:t>customer_data |&gt;</w:t>
+              <w:br/>
+              <w:t xml:space="preserve">  group_by(region) |&gt;</w:t>
+              <w:br/>
+              <w:t xml:space="preserve">  summarize(avg_income = mean(income))</w:t>
+            </w:r>
+          </w:p>
+        </w:tc>
+      </w:tr>
+    </w:tbl>
     <w:tbl>
       <w:tblPr>
         <w:tblW w:type="dxa" w:w="9360"/>
@@ -630,6 +752,7 @@
           </w:tcPr>
           <w:p>
             <w:pPr>
+              <w:keepNext/>
               <w:spacing w:after="0"/>
               <w:jc w:val="right"/>
             </w:pPr>
@@ -657,6 +780,7 @@
           </w:tcPr>
           <w:p>
             <w:pPr>
+              <w:keepNext/>
               <w:spacing w:after="0"/>
             </w:pPr>
             <w:r>
@@ -665,7 +789,7 @@
                 <w:color w:val="1F1F1F"/>
                 <w:sz w:val="21"/>
               </w:rPr>
-              <w:t>True</w:t>
+              <w:t>400 rows, with each customer’s regional average income added.</w:t>
             </w:r>
           </w:p>
         </w:tc>
@@ -687,6 +811,7 @@
           </w:tcPr>
           <w:p>
             <w:pPr>
+              <w:keepNext/>
               <w:spacing w:after="0"/>
               <w:jc w:val="right"/>
             </w:pPr>
@@ -714,6 +839,7 @@
           </w:tcPr>
           <w:p>
             <w:pPr>
+              <w:keepNext/>
               <w:spacing w:after="0"/>
             </w:pPr>
             <w:r>
@@ -722,7 +848,66 @@
                 <w:color w:val="1F1F1F"/>
                 <w:sz w:val="21"/>
               </w:rPr>
-              <w:t>False</w:t>
+              <w:t>Four rows, with one average income for each region.</w:t>
+            </w:r>
+          </w:p>
+        </w:tc>
+      </w:tr>
+      <w:tr>
+        <w:trPr>
+          <w:cantSplit/>
+        </w:trPr>
+        <w:tc>
+          <w:tcPr>
+            <w:tcW w:type="dxa" w:w="540"/>
+            <w:vAlign w:val="center"/>
+            <w:tcMar>
+              <w:top w:w="80" w:type="dxa"/>
+              <w:start w:w="120" w:type="dxa"/>
+              <w:bottom w:w="80" w:type="dxa"/>
+              <w:end w:w="120" w:type="dxa"/>
+            </w:tcMar>
+          </w:tcPr>
+          <w:p>
+            <w:pPr>
+              <w:keepNext w:val="0"/>
+              <w:spacing w:after="0"/>
+              <w:jc w:val="right"/>
+            </w:pPr>
+            <w:r>
+              <w:rPr>
+                <w:rFonts w:ascii="Calibri" w:hAnsi="Calibri"/>
+                <w:b/>
+                <w:color w:val="1F1F1F"/>
+                <w:sz w:val="21"/>
+              </w:rPr>
+              <w:t>C.</w:t>
+            </w:r>
+          </w:p>
+        </w:tc>
+        <w:tc>
+          <w:tcPr>
+            <w:tcW w:type="dxa" w:w="8820"/>
+            <w:vAlign w:val="center"/>
+            <w:tcMar>
+              <w:top w:w="80" w:type="dxa"/>
+              <w:start w:w="120" w:type="dxa"/>
+              <w:bottom w:w="80" w:type="dxa"/>
+              <w:end w:w="120" w:type="dxa"/>
+            </w:tcMar>
+          </w:tcPr>
+          <w:p>
+            <w:pPr>
+              <w:keepNext w:val="0"/>
+              <w:spacing w:after="0"/>
+            </w:pPr>
+            <w:r>
+              <w:rPr>
+                <w:rFonts w:ascii="Calibri" w:hAnsi="Calibri"/>
+                <w:color w:val="1F1F1F"/>
+                <w:sz w:val="21"/>
+              </w:rPr>
+              <w:t>One row, with the average income across all customers.</w:t>
             </w:r>
           </w:p>
         </w:tc>
@@ -793,6 +978,7 @@
           </w:tcPr>
           <w:p>
             <w:pPr>
+              <w:keepNext/>
               <w:spacing w:after="0"/>
               <w:jc w:val="right"/>
             </w:pPr>
@@ -820,6 +1006,7 @@
           </w:tcPr>
           <w:p>
             <w:pPr>
+              <w:keepNext/>
               <w:spacing w:after="0"/>
             </w:pPr>
             <w:r>
@@ -850,6 +1037,7 @@
           </w:tcPr>
           <w:p>
             <w:pPr>
+              <w:keepNext/>
               <w:spacing w:after="0"/>
               <w:jc w:val="right"/>
             </w:pPr>
@@ -877,6 +1065,7 @@
           </w:tcPr>
           <w:p>
             <w:pPr>
+              <w:keepNext/>
               <w:spacing w:after="0"/>
             </w:pPr>
             <w:r>
@@ -907,6 +1096,7 @@
           </w:tcPr>
           <w:p>
             <w:pPr>
+              <w:keepNext w:val="0"/>
               <w:spacing w:after="0"/>
               <w:jc w:val="right"/>
             </w:pPr>
@@ -934,6 +1124,7 @@
           </w:tcPr>
           <w:p>
             <w:pPr>
+              <w:keepNext w:val="0"/>
               <w:spacing w:after="0"/>
             </w:pPr>
             <w:r>
@@ -973,7 +1164,7 @@
           <w:color w:val="1F1F1F"/>
           <w:sz w:val="21"/>
         </w:rPr>
-        <w:t>R code is so easy to read that you’ll never need any comments to help explain to someone else (including future you) what you’ve coded.</w:t>
+        <w:t>A customer table contains 100 customers, one row per customer. A December activity table contains one row for each of the 60 customers who purchased that month. You need a report containing all 100 customers, with December activity attached where available. Which approach produces that report?</w:t>
       </w:r>
     </w:p>
     <w:tbl>
@@ -1013,6 +1204,7 @@
           </w:tcPr>
           <w:p>
             <w:pPr>
+              <w:keepNext/>
               <w:spacing w:after="0"/>
               <w:jc w:val="right"/>
             </w:pPr>
@@ -1040,6 +1232,7 @@
           </w:tcPr>
           <w:p>
             <w:pPr>
+              <w:keepNext/>
               <w:spacing w:after="0"/>
             </w:pPr>
             <w:r>
@@ -1048,7 +1241,7 @@
                 <w:color w:val="1F1F1F"/>
                 <w:sz w:val="21"/>
               </w:rPr>
-              <w:t>True</w:t>
+              <w:t>Left join the activity table onto the customer table using `customer_id`.</w:t>
             </w:r>
           </w:p>
         </w:tc>
@@ -1070,6 +1263,7 @@
           </w:tcPr>
           <w:p>
             <w:pPr>
+              <w:keepNext/>
               <w:spacing w:after="0"/>
               <w:jc w:val="right"/>
             </w:pPr>
@@ -1097,6 +1291,7 @@
           </w:tcPr>
           <w:p>
             <w:pPr>
+              <w:keepNext/>
               <w:spacing w:after="0"/>
             </w:pPr>
             <w:r>
@@ -1105,7 +1300,66 @@
                 <w:color w:val="1F1F1F"/>
                 <w:sz w:val="21"/>
               </w:rPr>
-              <w:t>False</w:t>
+              <w:t>Inner join the two tables using `customer_id`.</w:t>
+            </w:r>
+          </w:p>
+        </w:tc>
+      </w:tr>
+      <w:tr>
+        <w:trPr>
+          <w:cantSplit/>
+        </w:trPr>
+        <w:tc>
+          <w:tcPr>
+            <w:tcW w:type="dxa" w:w="540"/>
+            <w:vAlign w:val="center"/>
+            <w:tcMar>
+              <w:top w:w="80" w:type="dxa"/>
+              <w:start w:w="120" w:type="dxa"/>
+              <w:bottom w:w="80" w:type="dxa"/>
+              <w:end w:w="120" w:type="dxa"/>
+            </w:tcMar>
+          </w:tcPr>
+          <w:p>
+            <w:pPr>
+              <w:keepNext w:val="0"/>
+              <w:spacing w:after="0"/>
+              <w:jc w:val="right"/>
+            </w:pPr>
+            <w:r>
+              <w:rPr>
+                <w:rFonts w:ascii="Calibri" w:hAnsi="Calibri"/>
+                <w:b/>
+                <w:color w:val="1F1F1F"/>
+                <w:sz w:val="21"/>
+              </w:rPr>
+              <w:t>C.</w:t>
+            </w:r>
+          </w:p>
+        </w:tc>
+        <w:tc>
+          <w:tcPr>
+            <w:tcW w:type="dxa" w:w="8820"/>
+            <w:vAlign w:val="center"/>
+            <w:tcMar>
+              <w:top w:w="80" w:type="dxa"/>
+              <w:start w:w="120" w:type="dxa"/>
+              <w:bottom w:w="80" w:type="dxa"/>
+              <w:end w:w="120" w:type="dxa"/>
+            </w:tcMar>
+          </w:tcPr>
+          <w:p>
+            <w:pPr>
+              <w:keepNext w:val="0"/>
+              <w:spacing w:after="0"/>
+            </w:pPr>
+            <w:r>
+              <w:rPr>
+                <w:rFonts w:ascii="Calibri" w:hAnsi="Calibri"/>
+                <w:color w:val="1F1F1F"/>
+                <w:sz w:val="21"/>
+              </w:rPr>
+              <w:t>Left join the customer table onto the activity table using `customer_id`.</w:t>
             </w:r>
           </w:p>
         </w:tc>
@@ -1136,7 +1390,7 @@
           <w:color w:val="1F1F1F"/>
           <w:sz w:val="21"/>
         </w:rPr>
-        <w:t>Functions are composed of _______ that tell it how to work.</w:t>
+        <w:t>Two regions have the same average customer income. Management wants to know whether incomes are similarly distributed within the regions. Which visualization best addresses that question?</w:t>
       </w:r>
     </w:p>
     <w:tbl>
@@ -1176,6 +1430,7 @@
           </w:tcPr>
           <w:p>
             <w:pPr>
+              <w:keepNext/>
               <w:spacing w:after="0"/>
               <w:jc w:val="right"/>
             </w:pPr>
@@ -1203,6 +1458,7 @@
           </w:tcPr>
           <w:p>
             <w:pPr>
+              <w:keepNext/>
               <w:spacing w:after="0"/>
             </w:pPr>
             <w:r>
@@ -1211,7 +1467,7 @@
                 <w:color w:val="1F1F1F"/>
                 <w:sz w:val="21"/>
               </w:rPr>
-              <w:t>elements</w:t>
+              <w:t>A bar chart showing average income for each region.</w:t>
             </w:r>
           </w:p>
         </w:tc>
@@ -1233,6 +1489,7 @@
           </w:tcPr>
           <w:p>
             <w:pPr>
+              <w:keepNext/>
               <w:spacing w:after="0"/>
               <w:jc w:val="right"/>
             </w:pPr>
@@ -1260,6 +1517,7 @@
           </w:tcPr>
           <w:p>
             <w:pPr>
+              <w:keepNext/>
               <w:spacing w:after="0"/>
             </w:pPr>
             <w:r>
@@ -1268,7 +1526,7 @@
                 <w:color w:val="1F1F1F"/>
                 <w:sz w:val="21"/>
               </w:rPr>
-              <w:t>arguments</w:t>
+              <w:t>Side-by-side boxplots of individual customer incomes by region.</w:t>
             </w:r>
           </w:p>
         </w:tc>
@@ -1290,6 +1548,7 @@
           </w:tcPr>
           <w:p>
             <w:pPr>
+              <w:keepNext w:val="0"/>
               <w:spacing w:after="0"/>
               <w:jc w:val="right"/>
             </w:pPr>
@@ -1317,6 +1576,7 @@
           </w:tcPr>
           <w:p>
             <w:pPr>
+              <w:keepNext w:val="0"/>
               <w:spacing w:after="0"/>
             </w:pPr>
             <w:r>
@@ -1325,7 +1585,7 @@
                 <w:color w:val="1F1F1F"/>
                 <w:sz w:val="21"/>
               </w:rPr>
-              <w:t>operations</w:t>
+              <w:t>A bar chart showing the number of customers in each region.</w:t>
             </w:r>
           </w:p>
         </w:tc>
@@ -1396,6 +1656,7 @@
           </w:tcPr>
           <w:p>
             <w:pPr>
+              <w:keepNext/>
               <w:spacing w:after="0"/>
               <w:jc w:val="right"/>
             </w:pPr>
@@ -1423,6 +1684,7 @@
           </w:tcPr>
           <w:p>
             <w:pPr>
+              <w:keepNext/>
               <w:spacing w:after="0"/>
             </w:pPr>
             <w:r>
@@ -1453,6 +1715,7 @@
           </w:tcPr>
           <w:p>
             <w:pPr>
+              <w:keepNext/>
               <w:spacing w:after="0"/>
               <w:jc w:val="right"/>
             </w:pPr>
@@ -1480,6 +1743,7 @@
           </w:tcPr>
           <w:p>
             <w:pPr>
+              <w:keepNext/>
               <w:spacing w:after="0"/>
             </w:pPr>
             <w:r>
@@ -1510,6 +1774,7 @@
           </w:tcPr>
           <w:p>
             <w:pPr>
+              <w:keepNext w:val="0"/>
               <w:spacing w:after="0"/>
               <w:jc w:val="right"/>
             </w:pPr>
@@ -1537,6 +1802,7 @@
           </w:tcPr>
           <w:p>
             <w:pPr>
+              <w:keepNext w:val="0"/>
               <w:spacing w:after="0"/>
             </w:pPr>
             <w:r>
@@ -1616,6 +1882,7 @@
           </w:tcPr>
           <w:p>
             <w:pPr>
+              <w:keepNext/>
               <w:spacing w:after="0"/>
               <w:jc w:val="right"/>
             </w:pPr>
@@ -1643,6 +1910,7 @@
           </w:tcPr>
           <w:p>
             <w:pPr>
+              <w:keepNext/>
               <w:spacing w:after="0"/>
             </w:pPr>
             <w:r>
@@ -1673,6 +1941,7 @@
           </w:tcPr>
           <w:p>
             <w:pPr>
+              <w:keepNext/>
               <w:spacing w:after="0"/>
               <w:jc w:val="right"/>
             </w:pPr>
@@ -1700,6 +1969,7 @@
           </w:tcPr>
           <w:p>
             <w:pPr>
+              <w:keepNext/>
               <w:spacing w:after="0"/>
             </w:pPr>
             <w:r>
@@ -1730,6 +2000,7 @@
           </w:tcPr>
           <w:p>
             <w:pPr>
+              <w:keepNext w:val="0"/>
               <w:spacing w:after="0"/>
               <w:jc w:val="right"/>
             </w:pPr>
@@ -1757,6 +2028,7 @@
           </w:tcPr>
           <w:p>
             <w:pPr>
+              <w:keepNext w:val="0"/>
               <w:spacing w:after="0"/>
             </w:pPr>
             <w:r>
@@ -1836,6 +2108,7 @@
           </w:tcPr>
           <w:p>
             <w:pPr>
+              <w:keepNext/>
               <w:spacing w:after="0"/>
               <w:jc w:val="right"/>
             </w:pPr>
@@ -1863,6 +2136,7 @@
           </w:tcPr>
           <w:p>
             <w:pPr>
+              <w:keepNext/>
               <w:spacing w:after="0"/>
             </w:pPr>
             <w:r>
@@ -1893,6 +2167,7 @@
           </w:tcPr>
           <w:p>
             <w:pPr>
+              <w:keepNext/>
               <w:spacing w:after="0"/>
               <w:jc w:val="right"/>
             </w:pPr>
@@ -1920,6 +2195,7 @@
           </w:tcPr>
           <w:p>
             <w:pPr>
+              <w:keepNext/>
               <w:spacing w:after="0"/>
             </w:pPr>
             <w:r>
@@ -1950,6 +2226,7 @@
           </w:tcPr>
           <w:p>
             <w:pPr>
+              <w:keepNext w:val="0"/>
               <w:spacing w:after="0"/>
               <w:jc w:val="right"/>
             </w:pPr>
@@ -1977,6 +2254,7 @@
           </w:tcPr>
           <w:p>
             <w:pPr>
+              <w:keepNext w:val="0"/>
               <w:spacing w:after="0"/>
             </w:pPr>
             <w:r>
@@ -2056,6 +2334,7 @@
           </w:tcPr>
           <w:p>
             <w:pPr>
+              <w:keepNext/>
               <w:spacing w:after="0"/>
               <w:jc w:val="right"/>
             </w:pPr>
@@ -2083,6 +2362,7 @@
           </w:tcPr>
           <w:p>
             <w:pPr>
+              <w:keepNext/>
               <w:spacing w:after="0"/>
             </w:pPr>
             <w:r>
@@ -2113,6 +2393,7 @@
           </w:tcPr>
           <w:p>
             <w:pPr>
+              <w:keepNext/>
               <w:spacing w:after="0"/>
               <w:jc w:val="right"/>
             </w:pPr>
@@ -2140,6 +2421,7 @@
           </w:tcPr>
           <w:p>
             <w:pPr>
+              <w:keepNext/>
               <w:spacing w:after="0"/>
             </w:pPr>
             <w:r>
@@ -2170,6 +2452,7 @@
           </w:tcPr>
           <w:p>
             <w:pPr>
+              <w:keepNext w:val="0"/>
               <w:spacing w:after="0"/>
               <w:jc w:val="right"/>
             </w:pPr>
@@ -2197,6 +2480,7 @@
           </w:tcPr>
           <w:p>
             <w:pPr>
+              <w:keepNext w:val="0"/>
               <w:spacing w:after="0"/>
             </w:pPr>
             <w:r>
@@ -2276,6 +2560,7 @@
           </w:tcPr>
           <w:p>
             <w:pPr>
+              <w:keepNext/>
               <w:spacing w:after="0"/>
               <w:jc w:val="right"/>
             </w:pPr>
@@ -2303,6 +2588,7 @@
           </w:tcPr>
           <w:p>
             <w:pPr>
+              <w:keepNext/>
               <w:spacing w:after="0"/>
             </w:pPr>
             <w:r>
@@ -2333,6 +2619,7 @@
           </w:tcPr>
           <w:p>
             <w:pPr>
+              <w:keepNext w:val="0"/>
               <w:spacing w:after="0"/>
               <w:jc w:val="right"/>
             </w:pPr>
@@ -2360,6 +2647,7 @@
           </w:tcPr>
           <w:p>
             <w:pPr>
+              <w:keepNext w:val="0"/>
               <w:spacing w:after="0"/>
             </w:pPr>
             <w:r>
@@ -2439,6 +2727,7 @@
           </w:tcPr>
           <w:p>
             <w:pPr>
+              <w:keepNext/>
               <w:spacing w:after="0"/>
               <w:jc w:val="right"/>
             </w:pPr>
@@ -2466,6 +2755,7 @@
           </w:tcPr>
           <w:p>
             <w:pPr>
+              <w:keepNext/>
               <w:spacing w:after="0"/>
             </w:pPr>
             <w:r>
@@ -2496,6 +2786,7 @@
           </w:tcPr>
           <w:p>
             <w:pPr>
+              <w:keepNext/>
               <w:spacing w:after="0"/>
               <w:jc w:val="right"/>
             </w:pPr>
@@ -2523,6 +2814,7 @@
           </w:tcPr>
           <w:p>
             <w:pPr>
+              <w:keepNext/>
               <w:spacing w:after="0"/>
             </w:pPr>
             <w:r>
@@ -2553,6 +2845,7 @@
           </w:tcPr>
           <w:p>
             <w:pPr>
+              <w:keepNext w:val="0"/>
               <w:spacing w:after="0"/>
               <w:jc w:val="right"/>
             </w:pPr>
@@ -2580,6 +2873,7 @@
           </w:tcPr>
           <w:p>
             <w:pPr>
+              <w:keepNext w:val="0"/>
               <w:spacing w:after="0"/>
             </w:pPr>
             <w:r>
@@ -2659,6 +2953,7 @@
           </w:tcPr>
           <w:p>
             <w:pPr>
+              <w:keepNext/>
               <w:spacing w:after="0"/>
               <w:jc w:val="right"/>
             </w:pPr>
@@ -2686,6 +2981,7 @@
           </w:tcPr>
           <w:p>
             <w:pPr>
+              <w:keepNext/>
               <w:spacing w:after="0"/>
             </w:pPr>
             <w:r>
@@ -2716,6 +3012,7 @@
           </w:tcPr>
           <w:p>
             <w:pPr>
+              <w:keepNext/>
               <w:spacing w:after="0"/>
               <w:jc w:val="right"/>
             </w:pPr>
@@ -2743,6 +3040,7 @@
           </w:tcPr>
           <w:p>
             <w:pPr>
+              <w:keepNext/>
               <w:spacing w:after="0"/>
             </w:pPr>
             <w:r>
@@ -2773,6 +3071,7 @@
           </w:tcPr>
           <w:p>
             <w:pPr>
+              <w:keepNext w:val="0"/>
               <w:spacing w:after="0"/>
               <w:jc w:val="right"/>
             </w:pPr>
@@ -2800,6 +3099,7 @@
           </w:tcPr>
           <w:p>
             <w:pPr>
+              <w:keepNext w:val="0"/>
               <w:spacing w:after="0"/>
             </w:pPr>
             <w:r>
@@ -2879,6 +3179,7 @@
           </w:tcPr>
           <w:p>
             <w:pPr>
+              <w:keepNext/>
               <w:spacing w:after="0"/>
               <w:jc w:val="right"/>
             </w:pPr>
@@ -2906,6 +3207,7 @@
           </w:tcPr>
           <w:p>
             <w:pPr>
+              <w:keepNext/>
               <w:spacing w:after="0"/>
             </w:pPr>
             <w:r>
@@ -2936,6 +3238,7 @@
           </w:tcPr>
           <w:p>
             <w:pPr>
+              <w:keepNext/>
               <w:spacing w:after="0"/>
               <w:jc w:val="right"/>
             </w:pPr>
@@ -2963,6 +3266,7 @@
           </w:tcPr>
           <w:p>
             <w:pPr>
+              <w:keepNext/>
               <w:spacing w:after="0"/>
             </w:pPr>
             <w:r>
@@ -2993,6 +3297,7 @@
           </w:tcPr>
           <w:p>
             <w:pPr>
+              <w:keepNext w:val="0"/>
               <w:spacing w:after="0"/>
               <w:jc w:val="right"/>
             </w:pPr>
@@ -3020,6 +3325,7 @@
           </w:tcPr>
           <w:p>
             <w:pPr>
+              <w:keepNext w:val="0"/>
               <w:spacing w:after="0"/>
             </w:pPr>
             <w:r>
@@ -3099,6 +3405,7 @@
           </w:tcPr>
           <w:p>
             <w:pPr>
+              <w:keepNext/>
               <w:spacing w:after="0"/>
               <w:jc w:val="right"/>
             </w:pPr>
@@ -3126,6 +3433,7 @@
           </w:tcPr>
           <w:p>
             <w:pPr>
+              <w:keepNext/>
               <w:spacing w:after="0"/>
             </w:pPr>
             <w:r>
@@ -3156,6 +3464,7 @@
           </w:tcPr>
           <w:p>
             <w:pPr>
+              <w:keepNext/>
               <w:spacing w:after="0"/>
               <w:jc w:val="right"/>
             </w:pPr>
@@ -3183,6 +3492,7 @@
           </w:tcPr>
           <w:p>
             <w:pPr>
+              <w:keepNext/>
               <w:spacing w:after="0"/>
             </w:pPr>
             <w:r>
@@ -3213,6 +3523,7 @@
           </w:tcPr>
           <w:p>
             <w:pPr>
+              <w:keepNext w:val="0"/>
               <w:spacing w:after="0"/>
               <w:jc w:val="right"/>
             </w:pPr>
@@ -3240,6 +3551,7 @@
           </w:tcPr>
           <w:p>
             <w:pPr>
+              <w:keepNext w:val="0"/>
               <w:spacing w:after="0"/>
             </w:pPr>
             <w:r>
@@ -3279,7 +3591,7 @@
           <w:color w:val="1F1F1F"/>
           <w:sz w:val="21"/>
         </w:rPr>
-        <w:t>How would you create a section heading named “Question 1” in Quarto?</w:t>
+        <w:t>Customer ZIP codes were imported as numbers. You want to compare income distributions across ZIP-code groups. How should the ZIP-code variable be treated?</w:t>
       </w:r>
     </w:p>
     <w:tbl>
@@ -3319,6 +3631,7 @@
           </w:tcPr>
           <w:p>
             <w:pPr>
+              <w:keepNext/>
               <w:spacing w:after="0"/>
               <w:jc w:val="right"/>
             </w:pPr>
@@ -3346,6 +3659,7 @@
           </w:tcPr>
           <w:p>
             <w:pPr>
+              <w:keepNext/>
               <w:spacing w:after="0"/>
             </w:pPr>
             <w:r>
@@ -3354,7 +3668,7 @@
                 <w:color w:val="1F1F1F"/>
                 <w:sz w:val="21"/>
               </w:rPr>
-              <w:t>## Question 1</w:t>
+              <w:t>As categories, using a character or factor column, because ZIP codes identify groups.</w:t>
             </w:r>
           </w:p>
         </w:tc>
@@ -3376,6 +3690,7 @@
           </w:tcPr>
           <w:p>
             <w:pPr>
+              <w:keepNext/>
               <w:spacing w:after="0"/>
               <w:jc w:val="right"/>
             </w:pPr>
@@ -3403,6 +3718,7 @@
           </w:tcPr>
           <w:p>
             <w:pPr>
+              <w:keepNext/>
               <w:spacing w:after="0"/>
             </w:pPr>
             <w:r>
@@ -3411,7 +3727,7 @@
                 <w:color w:val="1F1F1F"/>
                 <w:sz w:val="21"/>
               </w:rPr>
-              <w:t>** Question 1</w:t>
+              <w:t>As a continuous measurement, because the ZIP codes contain digits.</w:t>
             </w:r>
           </w:p>
         </w:tc>
@@ -3433,6 +3749,7 @@
           </w:tcPr>
           <w:p>
             <w:pPr>
+              <w:keepNext w:val="0"/>
               <w:spacing w:after="0"/>
               <w:jc w:val="right"/>
             </w:pPr>
@@ -3460,6 +3777,7 @@
           </w:tcPr>
           <w:p>
             <w:pPr>
+              <w:keepNext w:val="0"/>
               <w:spacing w:after="0"/>
             </w:pPr>
             <w:r>
@@ -3468,7 +3786,7 @@
                 <w:color w:val="1F1F1F"/>
                 <w:sz w:val="21"/>
               </w:rPr>
-              <w:t>`{r} ## Question 1`</w:t>
+              <w:t>As a count, using an integer column, because ZIP codes contain no decimal places.</w:t>
             </w:r>
           </w:p>
         </w:tc>
@@ -3499,7 +3817,7 @@
           <w:color w:val="1F1F1F"/>
           <w:sz w:val="21"/>
         </w:rPr>
-        <w:t>Following tidy data philosophy results in wider datasets.</w:t>
+        <w:t>Following the tidy data philosophy generally results in longer data sets.</w:t>
       </w:r>
     </w:p>
     <w:tbl>
@@ -3539,6 +3857,7 @@
           </w:tcPr>
           <w:p>
             <w:pPr>
+              <w:keepNext/>
               <w:spacing w:after="0"/>
               <w:jc w:val="right"/>
             </w:pPr>
@@ -3566,6 +3885,7 @@
           </w:tcPr>
           <w:p>
             <w:pPr>
+              <w:keepNext/>
               <w:spacing w:after="0"/>
             </w:pPr>
             <w:r>
@@ -3596,6 +3916,7 @@
           </w:tcPr>
           <w:p>
             <w:pPr>
+              <w:keepNext w:val="0"/>
               <w:spacing w:after="0"/>
               <w:jc w:val="right"/>
             </w:pPr>
@@ -3623,6 +3944,7 @@
           </w:tcPr>
           <w:p>
             <w:pPr>
+              <w:keepNext w:val="0"/>
               <w:spacing w:after="0"/>
             </w:pPr>
             <w:r>
@@ -3702,6 +4024,7 @@
           </w:tcPr>
           <w:p>
             <w:pPr>
+              <w:keepNext/>
               <w:spacing w:after="0"/>
               <w:jc w:val="right"/>
             </w:pPr>
@@ -3729,6 +4052,7 @@
           </w:tcPr>
           <w:p>
             <w:pPr>
+              <w:keepNext/>
               <w:spacing w:after="0"/>
             </w:pPr>
             <w:r>
@@ -3759,6 +4083,7 @@
           </w:tcPr>
           <w:p>
             <w:pPr>
+              <w:keepNext/>
               <w:spacing w:after="0"/>
               <w:jc w:val="right"/>
             </w:pPr>
@@ -3786,6 +4111,7 @@
           </w:tcPr>
           <w:p>
             <w:pPr>
+              <w:keepNext/>
               <w:spacing w:after="0"/>
             </w:pPr>
             <w:r>
@@ -3816,6 +4142,7 @@
           </w:tcPr>
           <w:p>
             <w:pPr>
+              <w:keepNext w:val="0"/>
               <w:spacing w:after="0"/>
               <w:jc w:val="right"/>
             </w:pPr>
@@ -3843,6 +4170,7 @@
           </w:tcPr>
           <w:p>
             <w:pPr>
+              <w:keepNext w:val="0"/>
               <w:spacing w:after="0"/>
             </w:pPr>
             <w:r>
@@ -3922,6 +4250,7 @@
           </w:tcPr>
           <w:p>
             <w:pPr>
+              <w:keepNext/>
               <w:spacing w:after="0"/>
               <w:jc w:val="right"/>
             </w:pPr>
@@ -3949,6 +4278,7 @@
           </w:tcPr>
           <w:p>
             <w:pPr>
+              <w:keepNext/>
               <w:spacing w:after="0"/>
             </w:pPr>
             <w:r>
@@ -3979,6 +4309,7 @@
           </w:tcPr>
           <w:p>
             <w:pPr>
+              <w:keepNext/>
               <w:spacing w:after="0"/>
               <w:jc w:val="right"/>
             </w:pPr>
@@ -4006,6 +4337,7 @@
           </w:tcPr>
           <w:p>
             <w:pPr>
+              <w:keepNext/>
               <w:spacing w:after="0"/>
             </w:pPr>
             <w:r>
@@ -4036,6 +4368,7 @@
           </w:tcPr>
           <w:p>
             <w:pPr>
+              <w:keepNext w:val="0"/>
               <w:spacing w:after="0"/>
               <w:jc w:val="right"/>
             </w:pPr>
@@ -4063,6 +4396,7 @@
           </w:tcPr>
           <w:p>
             <w:pPr>
+              <w:keepNext w:val="0"/>
               <w:spacing w:after="0"/>
             </w:pPr>
             <w:r>
@@ -4142,6 +4476,7 @@
           </w:tcPr>
           <w:p>
             <w:pPr>
+              <w:keepNext/>
               <w:spacing w:after="0"/>
               <w:jc w:val="right"/>
             </w:pPr>
@@ -4169,6 +4504,7 @@
           </w:tcPr>
           <w:p>
             <w:pPr>
+              <w:keepNext/>
               <w:spacing w:after="0"/>
             </w:pPr>
             <w:r>
@@ -4199,6 +4535,7 @@
           </w:tcPr>
           <w:p>
             <w:pPr>
+              <w:keepNext/>
               <w:spacing w:after="0"/>
               <w:jc w:val="right"/>
             </w:pPr>
@@ -4226,6 +4563,7 @@
           </w:tcPr>
           <w:p>
             <w:pPr>
+              <w:keepNext/>
               <w:spacing w:after="0"/>
             </w:pPr>
             <w:r>
@@ -4256,6 +4594,7 @@
           </w:tcPr>
           <w:p>
             <w:pPr>
+              <w:keepNext w:val="0"/>
               <w:spacing w:after="0"/>
               <w:jc w:val="right"/>
             </w:pPr>
@@ -4283,6 +4622,7 @@
           </w:tcPr>
           <w:p>
             <w:pPr>
+              <w:keepNext w:val="0"/>
               <w:spacing w:after="0"/>
             </w:pPr>
             <w:r>
